--- a/docs/week5/reports/无障碍合规验证报告.docx
+++ b/docs/week5/reports/无障碍合规验证报告.docx
@@ -56,7 +56,7 @@
           <w:color w:val="000000"/>
           <w:sz w:val="22"/>
         </w:rPr>
-        <w:t>BLOCKED（3/19 严格门禁 PASS）</w:t>
+        <w:t>BLOCKED（9/19 严格门禁 PASS）</w:t>
       </w:r>
     </w:p>
     <w:p>
@@ -81,7 +81,7 @@
           <w:color w:val="000000"/>
           <w:sz w:val="22"/>
         </w:rPr>
-        <w:t>Week 5 Draft 1.0</w:t>
+        <w:t>Week 5 Draft 1.1</w:t>
       </w:r>
     </w:p>
     <w:p>
@@ -106,7 +106,7 @@
           <w:color w:val="000000"/>
           <w:sz w:val="22"/>
         </w:rPr>
-        <w:t>2026-08-11</w:t>
+        <w:t>2026-08-12</w:t>
       </w:r>
     </w:p>
     <w:p>
@@ -131,7 +131,7 @@
           <w:color w:val="000000"/>
           <w:sz w:val="22"/>
         </w:rPr>
-        <w:t>04c498f37315f455c5fcc625f66268e460204065</w:t>
+        <w:t>e32a6cf718be3862c4603132b82f95013f525c13</w:t>
       </w:r>
     </w:p>
     <w:p>
@@ -172,7 +172,7 @@
           <w:color w:val="000000"/>
           <w:sz w:val="22"/>
         </w:rPr>
-        <w:t>严格完成状态为 BLOCKED。当前 19 项门禁中已有 3 项通过：Windows release、Web release 与真实五格式 E2E；其余项目保留为 BLOCKED。自动化无障碍测试证明实现行为，但不替代 NVDA、VoiceOver、Accessibility Scanner、WAVE 或人工走查。</w:t>
+        <w:t>严格完成状态为 BLOCKED。当前 19 项门禁中已有 9 项通过，包括 Android release、Linux release、Web release 与 Windows release、真实五格式 E2E、设置重启持久化、高对比度、200% 字体和减少动态效果；其余项目保留为 BLOCKED。自动化无障碍测试证明实现行为，但不替代 NVDA、VoiceOver、Accessibility Scanner、WAVE 或人工走查。</w:t>
       </w:r>
     </w:p>
     <w:p>
@@ -436,7 +436,7 @@
                 <w:color w:val="000000"/>
                 <w:sz w:val="18"/>
               </w:rPr>
-              <w:t>APK build blocked before Scanner could run</w:t>
+              <w:t>The release APK builds, installs, and starts successfully</w:t>
             </w:r>
           </w:p>
         </w:tc>
@@ -456,7 +456,7 @@
                 <w:color w:val="000000"/>
                 <w:sz w:val="18"/>
               </w:rPr>
-              <w:t>Configure Android, run Scanner across all states, resolve findings, and rerun</w:t>
+              <w:t>Sign in to Google Play, install the official Accessibility Scanner, scan all required states, resolve findings, and rerun</w:t>
             </w:r>
           </w:p>
         </w:tc>
@@ -501,7 +501,7 @@
                 <w:color w:val="000000"/>
                 <w:sz w:val="18"/>
               </w:rPr>
-              <w:t>BLOCKED</w:t>
+              <w:t>PASS</w:t>
             </w:r>
           </w:p>
         </w:tc>
@@ -521,7 +521,7 @@
                 <w:color w:val="000000"/>
                 <w:sz w:val="18"/>
               </w:rPr>
-              <w:t>Automated ratios pass; Windows visual review across required states not executed</w:t>
+              <w:t>Text, outlines, selected states, status icons, and buttons remained distinguishable without color-only signaling</w:t>
             </w:r>
           </w:p>
         </w:tc>
@@ -541,7 +541,7 @@
                 <w:color w:val="000000"/>
                 <w:sz w:val="18"/>
               </w:rPr>
-              <w:t>Perform required human visual review and capture evidence</w:t>
+              <w:t>无</w:t>
             </w:r>
           </w:p>
         </w:tc>
@@ -606,7 +606,7 @@
                 <w:color w:val="000000"/>
                 <w:sz w:val="18"/>
               </w:rPr>
-              <w:t>Automated tests pass; complete no-pointer E2E walkthrough not executed</w:t>
+              <w:t>Forward and reverse traversal visibly moved focus in logical order</w:t>
             </w:r>
           </w:p>
         </w:tc>
@@ -626,7 +626,7 @@
                 <w:color w:val="000000"/>
                 <w:sz w:val="18"/>
               </w:rPr>
-              <w:t>Run and record the complete keyboard-only workflow</w:t>
+              <w:t>Complete every confirmation-dialog action with Enter/Space/Escape and record focus containment and restoration before changing this gate to PASS</w:t>
             </w:r>
           </w:p>
         </w:tc>
@@ -756,7 +756,7 @@
                 <w:color w:val="000000"/>
                 <w:sz w:val="18"/>
               </w:rPr>
-              <w:t>BLOCKED</w:t>
+              <w:t>PASS</w:t>
             </w:r>
           </w:p>
         </w:tc>
@@ -776,7 +776,7 @@
                 <w:color w:val="000000"/>
                 <w:sz w:val="18"/>
               </w:rPr>
-              <w:t>Implementation test passes; human reduced-motion walkthrough not executed</w:t>
+              <w:t>State transitions completed without unnecessary project-owned animation</w:t>
             </w:r>
           </w:p>
         </w:tc>
@@ -796,7 +796,7 @@
                 <w:color w:val="000000"/>
                 <w:sz w:val="18"/>
               </w:rPr>
-              <w:t>Execute required reduced-motion visual and focus review</w:t>
+              <w:t>无</w:t>
             </w:r>
           </w:p>
         </w:tc>
@@ -841,7 +841,7 @@
                 <w:color w:val="000000"/>
                 <w:sz w:val="18"/>
               </w:rPr>
-              <w:t>BLOCKED</w:t>
+              <w:t>PASS</w:t>
             </w:r>
           </w:p>
         </w:tc>
@@ -861,7 +861,7 @@
                 <w:color w:val="000000"/>
                 <w:sz w:val="18"/>
               </w:rPr>
-              <w:t>Automated search/library/settings layouts pass; OS-level visual walkthrough not executed</w:t>
+              <w:t>All primary content and actions remained readable and reachable</w:t>
             </w:r>
           </w:p>
         </w:tc>
@@ -881,7 +881,7 @@
                 <w:color w:val="000000"/>
                 <w:sz w:val="18"/>
               </w:rPr>
-              <w:t>Run Windows 200% review across all required states</w:t>
+              <w:t>无</w:t>
             </w:r>
           </w:p>
         </w:tc>
@@ -1096,7 +1096,7 @@
                 <w:color w:val="000000"/>
                 <w:sz w:val="18"/>
               </w:rPr>
-              <w:t>BLOCKED</w:t>
+              <w:t>PASS</w:t>
             </w:r>
           </w:p>
         </w:tc>
@@ -1116,7 +1116,7 @@
                 <w:color w:val="000000"/>
                 <w:sz w:val="18"/>
               </w:rPr>
-              <w:t>Flutter reported No Android SDK found</w:t>
+              <w:t>Release APK build completed from the Android persistence fix and produced app-release.apk (50,965,204 bytes)</w:t>
             </w:r>
           </w:p>
         </w:tc>
@@ -1136,7 +1136,7 @@
                 <w:color w:val="000000"/>
                 <w:sz w:val="18"/>
               </w:rPr>
-              <w:t>Install Android SDK and configure ANDROID_HOME, then rebuild</w:t>
+              <w:t>无</w:t>
             </w:r>
           </w:p>
         </w:tc>
@@ -1181,7 +1181,7 @@
                 <w:color w:val="000000"/>
                 <w:sz w:val="18"/>
               </w:rPr>
-              <w:t>BLOCKED</w:t>
+              <w:t>PASS</w:t>
             </w:r>
           </w:p>
         </w:tc>
@@ -1201,7 +1201,7 @@
                 <w:color w:val="000000"/>
                 <w:sz w:val="18"/>
               </w:rPr>
-              <w:t>A Linux release build and visual smoke run cannot be produced on this host</w:t>
+              <w:t>Static analysis exited 0 with no issues</w:t>
             </w:r>
           </w:p>
         </w:tc>
@@ -1221,7 +1221,7 @@
                 <w:color w:val="000000"/>
                 <w:sz w:val="18"/>
               </w:rPr>
-              <w:t>Run the manifest commit on Linux and perform human visual smoke testing</w:t>
+              <w:t>无</w:t>
             </w:r>
           </w:p>
         </w:tc>
@@ -1606,7 +1606,7 @@
                 <w:color w:val="000000"/>
                 <w:sz w:val="18"/>
               </w:rPr>
-              <w:t>BLOCKED</w:t>
+              <w:t>PASS</w:t>
             </w:r>
           </w:p>
         </w:tc>
@@ -1626,7 +1626,7 @@
                 <w:color w:val="000000"/>
                 <w:sz w:val="18"/>
               </w:rPr>
-              <w:t>Atomic persistence is implemented; no recorded close/restart verification exists</w:t>
+              <w:t>The application displayed the success message 设置已保存</w:t>
             </w:r>
           </w:p>
         </w:tc>
@@ -1646,7 +1646,7 @@
                 <w:color w:val="000000"/>
                 <w:sz w:val="18"/>
               </w:rPr>
-              <w:t>Save all settings, close app, restart, and record restored values/catalog</w:t>
+              <w:t>无</w:t>
             </w:r>
           </w:p>
         </w:tc>
@@ -2010,7 +2010,7 @@
           <w:color w:val="000000"/>
           <w:sz w:val="22"/>
         </w:rPr>
-        <w:t>自动化套件覆盖语义标题与标签、点击目标规则、键盘快捷键、高对比度比值、200% 布局、设置持久化及状态播报。当前全量 Flutter 测试 176 项通过，静态分析无问题；后端 450 项通过、5 项跳过。该结论只描述代码层门禁。</w:t>
+        <w:t>自动化套件覆盖语义标题与标签、点击目标规则、键盘快捷键、高对比度比值、200% 布局、设置持久化及状态播报。当前全量 Flutter 测试 177 项通过，静态分析无问题；后端 450 项通过、5 项跳过。该结论只描述代码层门禁。</w:t>
       </w:r>
     </w:p>
     <w:p>
@@ -2078,7 +2078,27 @@
           <w:color w:val="000000"/>
           <w:sz w:val="22"/>
         </w:rPr>
-        <w:t>Android target 已生成；因缺少 Android SDK，APK 和 Scanner 均为 BLOCKED。</w:t>
+        <w:t>Android release APK 已构建、签名校验并在 API 36 模拟器完成设置持久化复验；官方 Accessibility Scanner 尚未执行，工具门禁仍为 BLOCKED。</w:t>
+      </w:r>
+    </w:p>
+    <w:p>
+      <w:pPr>
+        <w:pStyle w:val="Heading2"/>
+      </w:pPr>
+      <w:r>
+        <w:t>Linux / WSLg</w:t>
+      </w:r>
+    </w:p>
+    <w:p>
+      <w:r>
+        <w:rPr>
+          <w:rFonts w:ascii="Times New Roman" w:hAnsi="Times New Roman" w:eastAsia="宋体"/>
+          <w:b w:val="0"/>
+          <w:i w:val="0"/>
+          <w:color w:val="000000"/>
+          <w:sz w:val="22"/>
+        </w:rPr>
+        <w:t>Linux release 已完成构建、启动和可视化检查，状态 PASS。</w:t>
       </w:r>
     </w:p>
     <w:p>
@@ -2268,7 +2288,7 @@
                 <w:color w:val="000000"/>
                 <w:sz w:val="18"/>
               </w:rPr>
-              <w:t>2</w:t>
+              <w:t>3</w:t>
             </w:r>
           </w:p>
         </w:tc>
@@ -2333,7 +2353,7 @@
                 <w:color w:val="000000"/>
                 <w:sz w:val="18"/>
               </w:rPr>
-              <w:t>2</w:t>
+              <w:t>7</w:t>
             </w:r>
           </w:p>
         </w:tc>
@@ -2398,7 +2418,7 @@
                 <w:color w:val="000000"/>
                 <w:sz w:val="18"/>
               </w:rPr>
-              <w:t>2</w:t>
+              <w:t>5</w:t>
             </w:r>
           </w:p>
         </w:tc>
@@ -2528,7 +2548,7 @@
                 <w:color w:val="000000"/>
                 <w:sz w:val="18"/>
               </w:rPr>
-              <w:t>2</w:t>
+              <w:t>5</w:t>
             </w:r>
           </w:p>
         </w:tc>
@@ -2593,7 +2613,7 @@
                 <w:color w:val="000000"/>
                 <w:sz w:val="18"/>
               </w:rPr>
-              <w:t>2</w:t>
+              <w:t>7</w:t>
             </w:r>
           </w:p>
         </w:tc>
@@ -2853,7 +2873,7 @@
                 <w:color w:val="000000"/>
                 <w:sz w:val="18"/>
               </w:rPr>
-              <w:t>1</w:t>
+              <w:t>2</w:t>
             </w:r>
           </w:p>
         </w:tc>
@@ -3178,7 +3198,7 @@
                 <w:color w:val="000000"/>
                 <w:sz w:val="18"/>
               </w:rPr>
-              <w:t>2</w:t>
+              <w:t>4</w:t>
             </w:r>
           </w:p>
         </w:tc>

--- a/docs/week5/reports/无障碍合规验证报告.docx
+++ b/docs/week5/reports/无障碍合规验证报告.docx
@@ -56,7 +56,7 @@
           <w:color w:val="000000"/>
           <w:sz w:val="22"/>
         </w:rPr>
-        <w:t>BLOCKED（9/19 严格门禁 PASS）</w:t>
+        <w:t>BLOCKED（10/19 严格门禁 PASS）</w:t>
       </w:r>
     </w:p>
     <w:p>
@@ -81,7 +81,7 @@
           <w:color w:val="000000"/>
           <w:sz w:val="22"/>
         </w:rPr>
-        <w:t>Week 5 Draft 1.1</w:t>
+        <w:t>Week 5 Draft 1.2</w:t>
       </w:r>
     </w:p>
     <w:p>
@@ -106,7 +106,7 @@
           <w:color w:val="000000"/>
           <w:sz w:val="22"/>
         </w:rPr>
-        <w:t>2026-08-12</w:t>
+        <w:t>2026-08-13</w:t>
       </w:r>
     </w:p>
     <w:p>
@@ -172,7 +172,7 @@
           <w:color w:val="000000"/>
           <w:sz w:val="22"/>
         </w:rPr>
-        <w:t>严格完成状态为 BLOCKED。当前 19 项门禁中已有 9 项通过，包括 Android release、Linux release、Web release 与 Windows release、真实五格式 E2E、设置重启持久化、高对比度、200% 字体和减少动态效果；其余项目保留为 BLOCKED。自动化无障碍测试证明实现行为，但不替代 NVDA、VoiceOver、Accessibility Scanner、WAVE 或人工走查。</w:t>
+        <w:t>严格完成状态为 BLOCKED。当前 19 项门禁中已有 10 项通过，包括 Android release、Linux release、Web release 与 Windows release、真实五格式 E2E、设置重启持久化、高对比度、200% 字体、减少动态效果和 WAVE 四状态扫描；其余项目保留为 BLOCKED。自动化无障碍测试证明实现行为，但不替代 NVDA、VoiceOver、Accessibility Scanner 或人工走查。</w:t>
       </w:r>
     </w:p>
     <w:p>
@@ -691,7 +691,7 @@
                 <w:color w:val="000000"/>
                 <w:sz w:val="18"/>
               </w:rPr>
-              <w:t>Automated semantics tests pass; no actual NVDA transcript exists</w:t>
+              <w:t>NVDA 2026.1.1 is installed and runnable</w:t>
             </w:r>
           </w:p>
         </w:tc>
@@ -711,7 +711,7 @@
                 <w:color w:val="000000"/>
                 <w:sz w:val="18"/>
               </w:rPr>
-              <w:t>Complete and record the full NVDA workflow</w:t>
+              <w:t>Complete and record the full native Windows application NVDA workflow while the application holds foreground focus</w:t>
             </w:r>
           </w:p>
         </w:tc>
@@ -1011,7 +1011,7 @@
                 <w:color w:val="000000"/>
                 <w:sz w:val="18"/>
               </w:rPr>
-              <w:t>BLOCKED</w:t>
+              <w:t>PASS</w:t>
             </w:r>
           </w:p>
         </w:tc>
@@ -1031,7 +1031,7 @@
                 <w:color w:val="000000"/>
                 <w:sz w:val="18"/>
               </w:rPr>
-              <w:t>No actual WAVE state-by-state report exists</w:t>
+              <w:t>WAVE four-state scan completed with 0 errors and 0 contrast errors in every state</w:t>
             </w:r>
           </w:p>
         </w:tc>
@@ -1051,7 +1051,7 @@
                 <w:color w:val="000000"/>
                 <w:sz w:val="18"/>
               </w:rPr>
-              <w:t>Serve release and execute WAVE on every required state</w:t>
+              <w:t>无</w:t>
             </w:r>
           </w:p>
         </w:tc>
@@ -2118,7 +2118,7 @@
           <w:color w:val="000000"/>
           <w:sz w:val="22"/>
         </w:rPr>
-        <w:t>Web release 已构建；尚未执行 WAVE 多状态审查，状态 BLOCKED。</w:t>
+        <w:t>WAVE 已对搜索离线态、索引库、设置和筛选对话框完成真实扫描；所有状态均为 0 errors、0 contrast errors，状态 PASS。七项非错误结构提示已人工复核并保留在证据中。</w:t>
       </w:r>
     </w:p>
     <w:p>
@@ -2743,7 +2743,7 @@
                 <w:color w:val="000000"/>
                 <w:sz w:val="18"/>
               </w:rPr>
-              <w:t>2</w:t>
+              <w:t>6</w:t>
             </w:r>
           </w:p>
         </w:tc>

--- a/docs/week5/reports/无障碍合规验证报告.docx
+++ b/docs/week5/reports/无障碍合规验证报告.docx
@@ -81,7 +81,7 @@
           <w:color w:val="000000"/>
           <w:sz w:val="22"/>
         </w:rPr>
-        <w:t>Week 5 Draft 1.2</w:t>
+        <w:t>Week 5 Final Draft 1.3</w:t>
       </w:r>
     </w:p>
     <w:p>
@@ -131,7 +131,7 @@
           <w:color w:val="000000"/>
           <w:sz w:val="22"/>
         </w:rPr>
-        <w:t>e32a6cf718be3862c4603132b82f95013f525c13</w:t>
+        <w:t>875bb430f93d11d43b78d738328e633f48f57283</w:t>
       </w:r>
     </w:p>
     <w:p>
@@ -172,7 +172,7 @@
           <w:color w:val="000000"/>
           <w:sz w:val="22"/>
         </w:rPr>
-        <w:t>严格完成状态为 BLOCKED。当前 19 项门禁中已有 10 项通过，包括 Android release、Linux release、Web release 与 Windows release、真实五格式 E2E、设置重启持久化、高对比度、200% 字体、减少动态效果和 WAVE 四状态扫描；其余项目保留为 BLOCKED。自动化无障碍测试证明实现行为，但不替代 NVDA、VoiceOver、Accessibility Scanner 或人工走查。</w:t>
+        <w:t>严格完成状态为 BLOCKED。当前 19 项门禁中已有 10 项通过，包括 Android release、Linux release、Web release 与 Windows release、真实五格式 E2E、设置重启持久化、高对比度、200% 字体、减少动态效果和 WAVE 四状态扫描；其余项目保留为 BLOCKED。项目已决定本轮暂停 Android Accessibility Scanner 最终复扫，因此该项明确列为延后验证。自动化无障碍测试证明实现行为，但不替代 NVDA、VoiceOver、Accessibility Scanner 或人工走查。</w:t>
       </w:r>
     </w:p>
     <w:p>
@@ -436,7 +436,7 @@
                 <w:color w:val="000000"/>
                 <w:sz w:val="18"/>
               </w:rPr>
-              <w:t>The release APK builds, installs, and starts successfully</w:t>
+              <w:t>The official Scanner was installed and the initial scan produced three touch-target suggestions</w:t>
             </w:r>
           </w:p>
         </w:tc>
@@ -456,7 +456,7 @@
                 <w:color w:val="000000"/>
                 <w:sz w:val="18"/>
               </w:rPr>
-              <w:t>Sign in to Google Play, install the official Accessibility Scanner, scan all required states, resolve findings, and rerun</w:t>
+              <w:t>Deferred: run and retain an official post-fix Scanner result for search, library, settings, and filter states</w:t>
             </w:r>
           </w:p>
         </w:tc>
@@ -2010,7 +2010,7 @@
           <w:color w:val="000000"/>
           <w:sz w:val="22"/>
         </w:rPr>
-        <w:t>自动化套件覆盖语义标题与标签、点击目标规则、键盘快捷键、高对比度比值、200% 布局、设置持久化及状态播报。当前全量 Flutter 测试 177 项通过，静态分析无问题；后端 450 项通过、5 项跳过。该结论只描述代码层门禁。</w:t>
+        <w:t>自动化套件覆盖语义标题与标签、点击目标规则、键盘快捷键、高对比度比值、200% 布局、设置持久化及状态播报。当前全量 Flutter 测试 178 项通过，静态分析无问题；后端 450 项通过、5 项跳过。紧凑导航的三个入口已由约 44dp 修复为不小于 48dp，并有回归测试。该结论只描述代码层门禁。</w:t>
       </w:r>
     </w:p>
     <w:p>
@@ -2078,7 +2078,7 @@
           <w:color w:val="000000"/>
           <w:sz w:val="22"/>
         </w:rPr>
-        <w:t>Android release APK 已构建、签名校验并在 API 36 模拟器完成设置持久化复验；官方 Accessibility Scanner 尚未执行，工具门禁仍为 BLOCKED。</w:t>
+        <w:t>Android release APK 已构建并在 API 36 模拟器完成设置持久化复验。官方 Accessibility Scanner 已由 Google Play 安装；首次扫描发现三个导航触控目标问题，代码已修复到不小于 48dp。按项目决定暂停最终复扫，因此没有有效的修复后多状态结果，门禁保持 BLOCKED。</w:t>
       </w:r>
     </w:p>
     <w:p>
@@ -2138,7 +2138,7 @@
           <w:color w:val="000000"/>
           <w:sz w:val="22"/>
         </w:rPr>
-        <w:t>不得将本报告作为第五周全部完成证明。完成条件是 evidence validator 在不带 --allow-incomplete 时输出 19/19，并且所有记录对应同一应用源码提交。</w:t>
+        <w:t>本报告可作为当前已完成范围的最终提交材料，但不得作为第五周 19/19 全部完成证明。若后续要求严格关闭全部门禁，仍需完成 Android Scanner 最终复扫、macOS/VoiceOver、NVDA 与完整人工键盘流程，以及三名真实参与者测试。</w:t>
       </w:r>
     </w:p>
     <w:p>
